--- a/docx/05_Pricing_Unit_Economics.docx
+++ b/docx/05_Pricing_Unit_Economics.docx
@@ -1882,22 +1882,7 @@
         <w:spacing w:after="90" w:line="270"/>
       </w:pPr>
       <w:r>
-        <w:rPr>
-          <w:b/>
-          <w:bCs/>
-          <w:color w:val="262626"/>
-          <w:sz w:val="21"/>
-          <w:szCs w:val="21"/>
-        </w:rPr>
-        <w:t xml:space="preserve">WhatsApp "service" messages (replies to a customer within the 24-hour window they opened): $0 per message. </w:t>
-      </w:r>
-      <w:r>
-        <w:rPr>
-          <w:color w:val="262626"/>
-          <w:sz w:val="21"/>
-          <w:szCs w:val="21"/>
-        </w:rPr>
-        <w:t xml:space="preserve">Meta made service conversations free for all businesses in November 2024, and the July 2025 shift to per-message billing only applies to business-initiated Marketing, Utility, and Authentication template messages sent outside that window.</w:t>
+        <w:t>WhatsApp "service" messages (replies to a customer within the 24-hour window they opened): $0 per message — until October 1, 2026. Meta made service conversations free for all businesses in November 2024; that free lane ends on a confirmed, dated schedule (see the callout below), not a hypothetical.</w:t>
       </w:r>
     </w:p>
     <w:p>
@@ -1926,6 +1911,11 @@
           <w:szCs w:val="21"/>
         </w:rPr>
         <w:t xml:space="preserve">Doc 1, Section 4.2 explicitly excludes outbound marketing/broadcast messages from V1, and the agent only ever replies to a customer who messaged first. The only paid WhatsApp messages in this model are the optional Pro-tier proactive utility messages (restock/abandoned-cart), which are priced with the Meta fee passed through, not absorbed.</w:t>
+      </w:r>
+    </w:p>
+    <w:p>
+      <w:r>
+        <w:t>Confirmed, not hypothetical (found 2026-09-15) — this free lane narrows on October 1, 2026. Verified against Meta's own official pricing documentation plus corroborating BSP sources (Zendesk, YCloud, SendPulse): starting October 1, 2026, Meta begins charging for WhatsApp service messages — free-form replies sent by a human agent or a third-party AI, exactly this product's core traffic — at the same per-message rate as a utility/authentication template in the recipient's country. Each business phone number keeps 1,000 free service messages per month (resets monthly, doesn't roll over); charges apply only from the 1,001st. Checked against this doc's own tier caps (Section 2): Starter's 400 msg/mo cap stays comfortably under the 1,000 free allowance — unaffected. Growth's 1,500 msg/mo cap and Pro's 5,000 msg/mo cap both exceed it — at full cap utilization, Growth would have ~500 chargeable messages/month and Pro ~4,000, once this takes effect. The exact JOD cost per message (varies by the customer's own country, not the business's) isn't in this revision — Meta's rate card for Jordan specifically wasn't confirmed from a primary source during this pass; the next step is pulling Jordan's actual rate from the business's own Meta Business Manager account (rates there are account-specific) and re-running Section 4 for Growth/Pro before this takes effect. This is the single most consequential open item in this document right now — unlike Section 3.5's Google Maps line (a small, controllable cost), this one moves the needle on Growth/Pro's entire margin story and has a hard, imminent deadline, not a "someday" one.</w:t>
       </w:r>
     </w:p>
     <w:p>
@@ -3449,12 +3439,7 @@
           </w:tcPr>
           <w:p>
             <w:r>
-              <w:rPr>
-                <w:color w:val="262626"/>
-                <w:sz w:val="19"/>
-                <w:szCs w:val="19"/>
-              </w:rPr>
-              <w:t xml:space="preserve">Meta reintroduces paid "service" conversations on WhatsApp (it has changed pricing policy before).</w:t>
+              <w:t>Confirmed, not hypothetical (2026-09-15): Meta charges for WhatsApp service messages from October 1, 2026 — 1,000 free/month per business phone number, then billed at the recipient-country utility rate. See Section 3.2.</w:t>
             </w:r>
           </w:p>
         </w:tc>
@@ -3471,12 +3456,7 @@
           </w:tcPr>
           <w:p>
             <w:r>
-              <w:rPr>
-                <w:color w:val="262626"/>
-                <w:sz w:val="19"/>
-                <w:szCs w:val="19"/>
-              </w:rPr>
-              <w:t xml:space="preserve">Would meaningfully raise the WhatsApp cost line, especially for high-volume tiers.</w:t>
+              <w:t>Starter (400 msg/mo cap) stays under the free allowance, unaffected. Growth (1,500) and Pro (5,000) both exceed it at full cap usage — a real, currently-unpriced cost line on exactly the two tiers this doc's margins looked healthiest on.</w:t>
             </w:r>
           </w:p>
         </w:tc>
@@ -3493,12 +3473,7 @@
           </w:tcPr>
           <w:p>
             <w:r>
-              <w:rPr>
-                <w:color w:val="262626"/>
-                <w:sz w:val="19"/>
-                <w:szCs w:val="19"/>
-              </w:rPr>
-              <w:t xml:space="preserve">Monitor Meta's developer pricing announcements as a standing operational task; keep tier pricing/caps as an adjustable lever, not hard-coded into the product.</w:t>
+              <w:t>Get Jordan's exact per-message rate from the business's own Meta Business Manager account before Oct 1; re-run Section 4 for Growth/Pro with it added. Not a "monitor for changes" item anymore — it has a fixed date, about two weeks out as of this revision.</w:t>
             </w:r>
           </w:p>
         </w:tc>
